--- a/docs/competition_ai_x/word/03_项目视频脚本_5分钟.docx
+++ b/docs/competition_ai_x/word/03_项目视频脚本_5分钟.docx
@@ -7,49 +7,139 @@
         <w:pStyle w:val="Heading1"/>
       </w:pPr>
       <w:r>
-        <w:rPr>
-          <w:rFonts w:ascii="Microsoft YaHei" w:hAnsi="Microsoft YaHei" w:eastAsia="Microsoft YaHei"/>
-          <w:sz w:val="32"/>
-        </w:rPr>
         <w:t>项目视频脚本</w:t>
+      </w:r>
+    </w:p>
+    <w:p/>
+    <w:p>
+      <w:pPr>
+        <w:jc w:val="center"/>
+      </w:pPr>
+      <w:r>
+        <w:drawing>
+          <wp:inline xmlns:a="http://schemas.openxmlformats.org/drawingml/2006/main" xmlns:pic="http://schemas.openxmlformats.org/drawingml/2006/picture">
+            <wp:extent cx="5943600" cy="3467100"/>
+            <wp:docPr id="1" name="Picture 1"/>
+            <wp:cNvGraphicFramePr>
+              <a:graphicFrameLocks noChangeAspect="1"/>
+            </wp:cNvGraphicFramePr>
+            <a:graphic>
+              <a:graphicData uri="http://schemas.openxmlformats.org/drawingml/2006/picture">
+                <pic:pic>
+                  <pic:nvPicPr>
+                    <pic:cNvPr id="0" name="demo_storyboard.png"/>
+                    <pic:cNvPicPr/>
+                  </pic:nvPicPr>
+                  <pic:blipFill>
+                    <a:blip r:embed="rId9"/>
+                    <a:stretch>
+                      <a:fillRect/>
+                    </a:stretch>
+                  </pic:blipFill>
+                  <pic:spPr>
+                    <a:xfrm>
+                      <a:off x="0" y="0"/>
+                      <a:ext cx="5943600" cy="3467100"/>
+                    </a:xfrm>
+                    <a:prstGeom prst="rect"/>
+                  </pic:spPr>
+                </pic:pic>
+              </a:graphicData>
+            </a:graphic>
+          </wp:inline>
+        </w:drawing>
       </w:r>
     </w:p>
     <w:p>
       <w:pPr>
-        <w:spacing w:line="300" w:lineRule="auto" w:after="120"/>
+        <w:jc w:val="center"/>
       </w:pPr>
       <w:r>
         <w:rPr>
           <w:rFonts w:ascii="Microsoft YaHei" w:hAnsi="Microsoft YaHei" w:eastAsia="Microsoft YaHei"/>
-          <w:sz w:val="22"/>
+          <w:i/>
+          <w:color w:val="576862"/>
+          <w:sz w:val="18"/>
         </w:rPr>
-        <w:t>视频要求：不超过 5 分钟，mp4，大小不超过 200M</w:t>
+        <w:t>5 分钟演示故事板</w:t>
       </w:r>
     </w:p>
-    <w:p>
-      <w:pPr>
-        <w:spacing w:line="300" w:lineRule="auto" w:after="120"/>
-      </w:pPr>
-      <w:r>
-        <w:rPr>
-          <w:rFonts w:ascii="Microsoft YaHei" w:hAnsi="Microsoft YaHei" w:eastAsia="Microsoft YaHei"/>
-          <w:sz w:val="22"/>
-        </w:rPr>
-        <w:t>推荐文件名：团队名称_共感LinkAble_项目视频.mp4</w:t>
-      </w:r>
-    </w:p>
+    <w:p/>
     <w:p>
       <w:pPr>
         <w:pStyle w:val="Heading2"/>
       </w:pPr>
       <w:r>
+        <w:t>1. 视频定位</w:t>
+      </w:r>
+    </w:p>
+    <w:p/>
+    <w:p>
+      <w:r>
         <w:rPr>
           <w:rFonts w:ascii="Microsoft YaHei" w:hAnsi="Microsoft YaHei" w:eastAsia="Microsoft YaHei"/>
-          <w:sz w:val="28"/>
+          <w:sz w:val="21"/>
         </w:rPr>
-        <w:t>总体节奏</w:t>
+        <w:t>视频目标不是把所有页面快速点一遍，而是在 5 分钟内让评审看懂三件事：</w:t>
       </w:r>
     </w:p>
+    <w:p/>
+    <w:p>
+      <w:pPr>
+        <w:pStyle w:val="ListNumber"/>
+      </w:pPr>
+      <w:r>
+        <w:rPr>
+          <w:rFonts w:ascii="Microsoft YaHei" w:hAnsi="Microsoft YaHei" w:eastAsia="Microsoft YaHei"/>
+          <w:sz w:val="21"/>
+        </w:rPr>
+        <w:t>LinkAble 解决的不是普通聊天问题，而是无障碍即时求助。</w:t>
+      </w:r>
+    </w:p>
+    <w:p>
+      <w:pPr>
+        <w:pStyle w:val="ListNumber"/>
+      </w:pPr>
+      <w:r>
+        <w:rPr>
+          <w:rFonts w:ascii="Microsoft YaHei" w:hAnsi="Microsoft YaHei" w:eastAsia="Microsoft YaHei"/>
+          <w:sz w:val="21"/>
+        </w:rPr>
+        <w:t>AI Agent 先判断、先处理、先分流，复杂需求再转真人。</w:t>
+      </w:r>
+    </w:p>
+    <w:p>
+      <w:pPr>
+        <w:pStyle w:val="ListNumber"/>
+      </w:pPr>
+      <w:r>
+        <w:rPr>
+          <w:rFonts w:ascii="Microsoft YaHei" w:hAnsi="Microsoft YaHei" w:eastAsia="Microsoft YaHei"/>
+          <w:sz w:val="21"/>
+        </w:rPr>
+        <w:t>竞赛 MVP 已经具备可复现的 AI、匹配、语音协助、SOS 和无障碍闭环。</w:t>
+      </w:r>
+    </w:p>
+    <w:p/>
+    <w:p>
+      <w:r>
+        <w:rPr>
+          <w:rFonts w:ascii="Microsoft YaHei" w:hAnsi="Microsoft YaHei" w:eastAsia="Microsoft YaHei"/>
+          <w:sz w:val="21"/>
+        </w:rPr>
+        <w:t>建议时长控制在 4 分 40 秒到 4 分 55 秒之间，给压缩和片尾留余量。</w:t>
+      </w:r>
+    </w:p>
+    <w:p/>
+    <w:p>
+      <w:pPr>
+        <w:pStyle w:val="Heading2"/>
+      </w:pPr>
+      <w:r>
+        <w:t>2. 总体节奏</w:t>
+      </w:r>
+    </w:p>
+    <w:p/>
     <w:tbl>
       <w:tblPr>
         <w:tblStyle w:val="TableGrid"/>
@@ -57,26 +147,23 @@
         <w:tblLook w:firstColumn="1" w:firstRow="1" w:lastColumn="0" w:lastRow="0" w:noHBand="0" w:noVBand="1" w:val="04A0"/>
       </w:tblPr>
       <w:tblGrid>
-        <w:gridCol w:w="3249"/>
-        <w:gridCol w:w="3249"/>
-        <w:gridCol w:w="3249"/>
+        <w:gridCol w:w="3362"/>
+        <w:gridCol w:w="3362"/>
+        <w:gridCol w:w="3362"/>
       </w:tblGrid>
       <w:tr>
         <w:tc>
           <w:tcPr>
-            <w:tcW w:type="dxa" w:w="3249"/>
+            <w:tcW w:type="dxa" w:w="3362"/>
+            <w:shd w:fill="EADFFF"/>
           </w:tcPr>
           <w:p>
-            <w:r>
-              <w:rPr>
-                <w:b/>
-              </w:rPr>
-            </w:r>
+            <w:r/>
             <w:r>
               <w:rPr>
                 <w:rFonts w:ascii="Microsoft YaHei" w:hAnsi="Microsoft YaHei" w:eastAsia="Microsoft YaHei"/>
                 <w:b/>
-                <w:sz w:val="21"/>
+                <w:sz w:val="20"/>
               </w:rPr>
               <w:t>时间</w:t>
             </w:r>
@@ -84,19 +171,16 @@
         </w:tc>
         <w:tc>
           <w:tcPr>
-            <w:tcW w:type="dxa" w:w="3249"/>
+            <w:tcW w:type="dxa" w:w="3362"/>
+            <w:shd w:fill="EADFFF"/>
           </w:tcPr>
           <w:p>
-            <w:r>
-              <w:rPr>
-                <w:b/>
-              </w:rPr>
-            </w:r>
+            <w:r/>
             <w:r>
               <w:rPr>
                 <w:rFonts w:ascii="Microsoft YaHei" w:hAnsi="Microsoft YaHei" w:eastAsia="Microsoft YaHei"/>
                 <w:b/>
-                <w:sz w:val="21"/>
+                <w:sz w:val="20"/>
               </w:rPr>
               <w:t>画面</w:t>
             </w:r>
@@ -104,19 +188,16 @@
         </w:tc>
         <w:tc>
           <w:tcPr>
-            <w:tcW w:type="dxa" w:w="3249"/>
+            <w:tcW w:type="dxa" w:w="3362"/>
+            <w:shd w:fill="EADFFF"/>
           </w:tcPr>
           <w:p>
-            <w:r>
-              <w:rPr>
-                <w:b/>
-              </w:rPr>
-            </w:r>
+            <w:r/>
             <w:r>
               <w:rPr>
                 <w:rFonts w:ascii="Microsoft YaHei" w:hAnsi="Microsoft YaHei" w:eastAsia="Microsoft YaHei"/>
                 <w:b/>
-                <w:sz w:val="21"/>
+                <w:sz w:val="20"/>
               </w:rPr>
               <w:t>口播重点</w:t>
             </w:r>
@@ -126,14 +207,15 @@
       <w:tr>
         <w:tc>
           <w:tcPr>
-            <w:tcW w:type="dxa" w:w="3249"/>
+            <w:tcW w:type="dxa" w:w="3362"/>
           </w:tcPr>
           <w:p>
             <w:r/>
             <w:r>
               <w:rPr>
                 <w:rFonts w:ascii="Microsoft YaHei" w:hAnsi="Microsoft YaHei" w:eastAsia="Microsoft YaHei"/>
-                <w:sz w:val="21"/>
+                <w:b w:val="0"/>
+                <w:sz w:val="19"/>
               </w:rPr>
               <w:t>0:00-0:25</w:t>
             </w:r>
@@ -141,31 +223,33 @@
         </w:tc>
         <w:tc>
           <w:tcPr>
-            <w:tcW w:type="dxa" w:w="3249"/>
+            <w:tcW w:type="dxa" w:w="3362"/>
           </w:tcPr>
           <w:p>
             <w:r/>
             <w:r>
               <w:rPr>
                 <w:rFonts w:ascii="Microsoft YaHei" w:hAnsi="Microsoft YaHei" w:eastAsia="Microsoft YaHei"/>
-                <w:sz w:val="21"/>
+                <w:b w:val="0"/>
+                <w:sz w:val="19"/>
               </w:rPr>
-              <w:t>项目标题 + 手机首页</w:t>
+              <w:t>封面 + 首页</w:t>
             </w:r>
           </w:p>
         </w:tc>
         <w:tc>
           <w:tcPr>
-            <w:tcW w:type="dxa" w:w="3249"/>
+            <w:tcW w:type="dxa" w:w="3362"/>
           </w:tcPr>
           <w:p>
             <w:r/>
             <w:r>
               <w:rPr>
                 <w:rFonts w:ascii="Microsoft YaHei" w:hAnsi="Microsoft YaHei" w:eastAsia="Microsoft YaHei"/>
-                <w:sz w:val="21"/>
+                <w:b w:val="0"/>
+                <w:sz w:val="19"/>
               </w:rPr>
-              <w:t>项目定位：AI+无障碍民生服务</w:t>
+              <w:t>一句话定位：AI 第一响应 + 真人互助 + SOS 安全闭环</w:t>
             </w:r>
           </w:p>
         </w:tc>
@@ -173,46 +257,52 @@
       <w:tr>
         <w:tc>
           <w:tcPr>
-            <w:tcW w:type="dxa" w:w="3249"/>
+            <w:tcW w:type="dxa" w:w="3362"/>
+            <w:shd w:fill="F8FFF2"/>
           </w:tcPr>
           <w:p>
             <w:r/>
             <w:r>
               <w:rPr>
                 <w:rFonts w:ascii="Microsoft YaHei" w:hAnsi="Microsoft YaHei" w:eastAsia="Microsoft YaHei"/>
-                <w:sz w:val="21"/>
+                <w:b w:val="0"/>
+                <w:sz w:val="19"/>
               </w:rPr>
-              <w:t>0:25-1:20</w:t>
+              <w:t>0:25-1:15</w:t>
             </w:r>
           </w:p>
         </w:tc>
         <w:tc>
           <w:tcPr>
-            <w:tcW w:type="dxa" w:w="3249"/>
+            <w:tcW w:type="dxa" w:w="3362"/>
+            <w:shd w:fill="F8FFF2"/>
           </w:tcPr>
           <w:p>
             <w:r/>
             <w:r>
               <w:rPr>
                 <w:rFonts w:ascii="Microsoft YaHei" w:hAnsi="Microsoft YaHei" w:eastAsia="Microsoft YaHei"/>
-                <w:sz w:val="21"/>
+                <w:b w:val="0"/>
+                <w:sz w:val="19"/>
               </w:rPr>
-              <w:t>AI 助手处理药品/文字问题</w:t>
+              <w:t>AI 药品/OCR 问答</w:t>
             </w:r>
           </w:p>
         </w:tc>
         <w:tc>
           <w:tcPr>
-            <w:tcW w:type="dxa" w:w="3249"/>
+            <w:tcW w:type="dxa" w:w="3362"/>
+            <w:shd w:fill="F8FFF2"/>
           </w:tcPr>
           <w:p>
             <w:r/>
             <w:r>
               <w:rPr>
                 <w:rFonts w:ascii="Microsoft YaHei" w:hAnsi="Microsoft YaHei" w:eastAsia="Microsoft YaHei"/>
-                <w:sz w:val="21"/>
+                <w:b w:val="0"/>
+                <w:sz w:val="19"/>
               </w:rPr>
-              <w:t>AI 第一响应，标准化需求先由 AI 处理</w:t>
+              <w:t>标准化问题先由 AI 处理，支持朗读和转人工</w:t>
             </w:r>
           </w:p>
         </w:tc>
@@ -220,46 +310,49 @@
       <w:tr>
         <w:tc>
           <w:tcPr>
-            <w:tcW w:type="dxa" w:w="3249"/>
+            <w:tcW w:type="dxa" w:w="3362"/>
           </w:tcPr>
           <w:p>
             <w:r/>
             <w:r>
               <w:rPr>
                 <w:rFonts w:ascii="Microsoft YaHei" w:hAnsi="Microsoft YaHei" w:eastAsia="Microsoft YaHei"/>
-                <w:sz w:val="21"/>
+                <w:b w:val="0"/>
+                <w:sz w:val="19"/>
               </w:rPr>
-              <w:t>1:20-2:05</w:t>
+              <w:t>1:15-2:00</w:t>
             </w:r>
           </w:p>
         </w:tc>
         <w:tc>
           <w:tcPr>
-            <w:tcW w:type="dxa" w:w="3249"/>
+            <w:tcW w:type="dxa" w:w="3362"/>
           </w:tcPr>
           <w:p>
             <w:r/>
             <w:r>
               <w:rPr>
                 <w:rFonts w:ascii="Microsoft YaHei" w:hAnsi="Microsoft YaHei" w:eastAsia="Microsoft YaHei"/>
-                <w:sz w:val="21"/>
+                <w:b w:val="0"/>
+                <w:sz w:val="19"/>
               </w:rPr>
-              <w:t>场景描述/复杂问题</w:t>
+              <w:t>场景描述/低置信</w:t>
             </w:r>
           </w:p>
         </w:tc>
         <w:tc>
           <w:tcPr>
-            <w:tcW w:type="dxa" w:w="3249"/>
+            <w:tcW w:type="dxa" w:w="3362"/>
           </w:tcPr>
           <w:p>
             <w:r/>
             <w:r>
               <w:rPr>
                 <w:rFonts w:ascii="Microsoft YaHei" w:hAnsi="Microsoft YaHei" w:eastAsia="Microsoft YaHei"/>
-                <w:sz w:val="21"/>
+                <w:b w:val="0"/>
+                <w:sz w:val="19"/>
               </w:rPr>
-              <w:t>多模态输入与低置信转人工</w:t>
+              <w:t>AI 不强答，低置信或复杂任务进入转人工</w:t>
             </w:r>
           </w:p>
         </w:tc>
@@ -267,29 +360,33 @@
       <w:tr>
         <w:tc>
           <w:tcPr>
-            <w:tcW w:type="dxa" w:w="3249"/>
+            <w:tcW w:type="dxa" w:w="3362"/>
+            <w:shd w:fill="F8FFF2"/>
           </w:tcPr>
           <w:p>
             <w:r/>
             <w:r>
               <w:rPr>
                 <w:rFonts w:ascii="Microsoft YaHei" w:hAnsi="Microsoft YaHei" w:eastAsia="Microsoft YaHei"/>
-                <w:sz w:val="21"/>
+                <w:b w:val="0"/>
+                <w:sz w:val="19"/>
               </w:rPr>
-              <w:t>2:05-3:05</w:t>
+              <w:t>2:00-2:55</w:t>
             </w:r>
           </w:p>
         </w:tc>
         <w:tc>
           <w:tcPr>
-            <w:tcW w:type="dxa" w:w="3249"/>
+            <w:tcW w:type="dxa" w:w="3362"/>
+            <w:shd w:fill="F8FFF2"/>
           </w:tcPr>
           <w:p>
             <w:r/>
             <w:r>
               <w:rPr>
                 <w:rFonts w:ascii="Microsoft YaHei" w:hAnsi="Microsoft YaHei" w:eastAsia="Microsoft YaHei"/>
-                <w:sz w:val="21"/>
+                <w:b w:val="0"/>
+                <w:sz w:val="19"/>
               </w:rPr>
               <w:t>志愿者匹配 + Demo Call</w:t>
             </w:r>
@@ -297,16 +394,18 @@
         </w:tc>
         <w:tc>
           <w:tcPr>
-            <w:tcW w:type="dxa" w:w="3249"/>
+            <w:tcW w:type="dxa" w:w="3362"/>
+            <w:shd w:fill="F8FFF2"/>
           </w:tcPr>
           <w:p>
             <w:r/>
             <w:r>
               <w:rPr>
                 <w:rFonts w:ascii="Microsoft YaHei" w:hAnsi="Microsoft YaHei" w:eastAsia="Microsoft YaHei"/>
-                <w:sz w:val="21"/>
+                <w:b w:val="0"/>
+                <w:sz w:val="19"/>
               </w:rPr>
-              <w:t>AI 无法解决时转真人，形成协同闭环</w:t>
+              <w:t>AI 把需求结构化后匹配合适志愿者</w:t>
             </w:r>
           </w:p>
         </w:tc>
@@ -314,46 +413,49 @@
       <w:tr>
         <w:tc>
           <w:tcPr>
-            <w:tcW w:type="dxa" w:w="3249"/>
+            <w:tcW w:type="dxa" w:w="3362"/>
           </w:tcPr>
           <w:p>
             <w:r/>
             <w:r>
               <w:rPr>
                 <w:rFonts w:ascii="Microsoft YaHei" w:hAnsi="Microsoft YaHei" w:eastAsia="Microsoft YaHei"/>
-                <w:sz w:val="21"/>
+                <w:b w:val="0"/>
+                <w:sz w:val="19"/>
               </w:rPr>
-              <w:t>3:05-3:50</w:t>
+              <w:t>2:55-3:40</w:t>
             </w:r>
           </w:p>
         </w:tc>
         <w:tc>
           <w:tcPr>
-            <w:tcW w:type="dxa" w:w="3249"/>
+            <w:tcW w:type="dxa" w:w="3362"/>
           </w:tcPr>
           <w:p>
             <w:r/>
             <w:r>
               <w:rPr>
                 <w:rFonts w:ascii="Microsoft YaHei" w:hAnsi="Microsoft YaHei" w:eastAsia="Microsoft YaHei"/>
-                <w:sz w:val="21"/>
+                <w:b w:val="0"/>
+                <w:sz w:val="19"/>
               </w:rPr>
-              <w:t>SOS 演示</w:t>
+              <w:t>SOS 流程</w:t>
             </w:r>
           </w:p>
         </w:tc>
         <w:tc>
           <w:tcPr>
-            <w:tcW w:type="dxa" w:w="3249"/>
+            <w:tcW w:type="dxa" w:w="3362"/>
           </w:tcPr>
           <w:p>
             <w:r/>
             <w:r>
               <w:rPr>
                 <w:rFonts w:ascii="Microsoft YaHei" w:hAnsi="Microsoft YaHei" w:eastAsia="Microsoft YaHei"/>
-                <w:sz w:val="21"/>
+                <w:b w:val="0"/>
+                <w:sz w:val="19"/>
               </w:rPr>
-              <w:t>紧急场景不走普通匹配，展示撤销和广播</w:t>
+              <w:t>紧急场景不走普通匹配，展示撤销、广播、联系人通知</w:t>
             </w:r>
           </w:p>
         </w:tc>
@@ -361,29 +463,33 @@
       <w:tr>
         <w:tc>
           <w:tcPr>
-            <w:tcW w:type="dxa" w:w="3249"/>
+            <w:tcW w:type="dxa" w:w="3362"/>
+            <w:shd w:fill="F8FFF2"/>
           </w:tcPr>
           <w:p>
             <w:r/>
             <w:r>
               <w:rPr>
                 <w:rFonts w:ascii="Microsoft YaHei" w:hAnsi="Microsoft YaHei" w:eastAsia="Microsoft YaHei"/>
-                <w:sz w:val="21"/>
+                <w:b w:val="0"/>
+                <w:sz w:val="19"/>
               </w:rPr>
-              <w:t>3:50-4:35</w:t>
+              <w:t>3:40-4:25</w:t>
             </w:r>
           </w:p>
         </w:tc>
         <w:tc>
           <w:tcPr>
-            <w:tcW w:type="dxa" w:w="3249"/>
+            <w:tcW w:type="dxa" w:w="3362"/>
+            <w:shd w:fill="F8FFF2"/>
           </w:tcPr>
           <w:p>
             <w:r/>
             <w:r>
               <w:rPr>
                 <w:rFonts w:ascii="Microsoft YaHei" w:hAnsi="Microsoft YaHei" w:eastAsia="Microsoft YaHei"/>
-                <w:sz w:val="21"/>
+                <w:b w:val="0"/>
+                <w:sz w:val="19"/>
               </w:rPr>
               <w:t>架构与指标</w:t>
             </w:r>
@@ -391,16 +497,18 @@
         </w:tc>
         <w:tc>
           <w:tcPr>
-            <w:tcW w:type="dxa" w:w="3249"/>
+            <w:tcW w:type="dxa" w:w="3362"/>
+            <w:shd w:fill="F8FFF2"/>
           </w:tcPr>
           <w:p>
             <w:r/>
             <w:r>
               <w:rPr>
                 <w:rFonts w:ascii="Microsoft YaHei" w:hAnsi="Microsoft YaHei" w:eastAsia="Microsoft YaHei"/>
-                <w:sz w:val="21"/>
+                <w:b w:val="0"/>
+                <w:sz w:val="19"/>
               </w:rPr>
-              <w:t>Agent 架构、推理指标、测试结果</w:t>
+              <w:t>展示 Agent 决策、指标体系和 Demo-first 工程策略</w:t>
             </w:r>
           </w:p>
         </w:tc>
@@ -408,29 +516,31 @@
       <w:tr>
         <w:tc>
           <w:tcPr>
-            <w:tcW w:type="dxa" w:w="3249"/>
+            <w:tcW w:type="dxa" w:w="3362"/>
           </w:tcPr>
           <w:p>
             <w:r/>
             <w:r>
               <w:rPr>
                 <w:rFonts w:ascii="Microsoft YaHei" w:hAnsi="Microsoft YaHei" w:eastAsia="Microsoft YaHei"/>
-                <w:sz w:val="21"/>
+                <w:b w:val="0"/>
+                <w:sz w:val="19"/>
               </w:rPr>
-              <w:t>4:35-5:00</w:t>
+              <w:t>4:25-4:55</w:t>
             </w:r>
           </w:p>
         </w:tc>
         <w:tc>
           <w:tcPr>
-            <w:tcW w:type="dxa" w:w="3249"/>
+            <w:tcW w:type="dxa" w:w="3362"/>
           </w:tcPr>
           <w:p>
             <w:r/>
             <w:r>
               <w:rPr>
                 <w:rFonts w:ascii="Microsoft YaHei" w:hAnsi="Microsoft YaHei" w:eastAsia="Microsoft YaHei"/>
-                <w:sz w:val="21"/>
+                <w:b w:val="0"/>
+                <w:sz w:val="19"/>
               </w:rPr>
               <w:t>总结</w:t>
             </w:r>
@@ -438,722 +548,914 @@
         </w:tc>
         <w:tc>
           <w:tcPr>
-            <w:tcW w:type="dxa" w:w="3249"/>
+            <w:tcW w:type="dxa" w:w="3362"/>
           </w:tcPr>
           <w:p>
             <w:r/>
             <w:r>
               <w:rPr>
                 <w:rFonts w:ascii="Microsoft YaHei" w:hAnsi="Microsoft YaHei" w:eastAsia="Microsoft YaHei"/>
-                <w:sz w:val="21"/>
+                <w:b w:val="0"/>
+                <w:sz w:val="19"/>
               </w:rPr>
-              <w:t>AI+X 落地价值和后续计划</w:t>
+              <w:t>回扣 AI+X、社会价值、可落地性</w:t>
             </w:r>
           </w:p>
         </w:tc>
       </w:tr>
     </w:tbl>
     <w:p/>
+    <w:p/>
     <w:p>
       <w:pPr>
         <w:pStyle w:val="Heading2"/>
       </w:pPr>
       <w:r>
-        <w:rPr>
-          <w:rFonts w:ascii="Microsoft YaHei" w:hAnsi="Microsoft YaHei" w:eastAsia="Microsoft YaHei"/>
-          <w:sz w:val="28"/>
-        </w:rPr>
-        <w:t>详细分镜与口播</w:t>
+        <w:t>3. 详细分镜与口播</w:t>
       </w:r>
     </w:p>
+    <w:p/>
     <w:p>
       <w:pPr>
         <w:pStyle w:val="Heading3"/>
       </w:pPr>
       <w:r>
-        <w:rPr>
-          <w:rFonts w:ascii="Microsoft YaHei" w:hAnsi="Microsoft YaHei" w:eastAsia="Microsoft YaHei"/>
-          <w:sz w:val="24"/>
-        </w:rPr>
         <w:t>0:00-0:25 开场</w:t>
       </w:r>
     </w:p>
+    <w:p/>
+    <w:p>
+      <w:r>
+        <w:rPr>
+          <w:rFonts w:ascii="Microsoft YaHei" w:hAnsi="Microsoft YaHei" w:eastAsia="Microsoft YaHei"/>
+          <w:sz w:val="21"/>
+        </w:rPr>
+        <w:t>画面：</w:t>
+      </w:r>
+    </w:p>
+    <w:p/>
     <w:p>
       <w:pPr>
-        <w:spacing w:line="300" w:lineRule="auto" w:after="120"/>
+        <w:pStyle w:val="ListBullet"/>
       </w:pPr>
       <w:r>
         <w:rPr>
           <w:rFonts w:ascii="Microsoft YaHei" w:hAnsi="Microsoft YaHei" w:eastAsia="Microsoft YaHei"/>
-          <w:sz w:val="22"/>
+          <w:sz w:val="21"/>
         </w:rPr>
-        <w:t>画面：</w:t>
+        <w:t>使用 `assets/cover_banner.png` 作为开场视觉。</w:t>
       </w:r>
     </w:p>
     <w:p>
       <w:pPr>
         <w:pStyle w:val="ListBullet"/>
-        <w:spacing w:line="300" w:lineRule="auto" w:after="120"/>
       </w:pPr>
       <w:r>
         <w:rPr>
           <w:rFonts w:ascii="Microsoft YaHei" w:hAnsi="Microsoft YaHei" w:eastAsia="Microsoft YaHei"/>
-          <w:sz w:val="22"/>
+          <w:sz w:val="21"/>
         </w:rPr>
-        <w:t>项目名称：共感 LinkAble</w:t>
+        <w:t>随后切到 App 首页，停留 3 秒，让评审看到“共感 LinkAble”和主入口。</w:t>
+      </w:r>
+    </w:p>
+    <w:p/>
+    <w:p>
+      <w:r>
+        <w:rPr>
+          <w:rFonts w:ascii="Microsoft YaHei" w:hAnsi="Microsoft YaHei" w:eastAsia="Microsoft YaHei"/>
+          <w:sz w:val="21"/>
+        </w:rPr>
+        <w:t>口播：</w:t>
+      </w:r>
+    </w:p>
+    <w:p/>
+    <w:p>
+      <w:pPr>
+        <w:ind w:left="283"/>
+        <w:shd w:fill="F3F8EA"/>
+      </w:pPr>
+      <w:r>
+        <w:rPr>
+          <w:rFonts w:ascii="Microsoft YaHei" w:hAnsi="Microsoft YaHei" w:eastAsia="Microsoft YaHei"/>
+          <w:sz w:val="21"/>
+        </w:rPr>
+        <w:t>共感 LinkAble 是面向视障、听障、老年人及临时困难人群的 AI+无障碍互助系统。我们的核心思路是：AI 先做第一响应，能解决的标准化问题立即解决；AI 不确定、需求复杂或出现紧急情况时，再转接真人志愿者或进入 SOS 安全闭环。</w:t>
+      </w:r>
+    </w:p>
+    <w:p/>
+    <w:p>
+      <w:r>
+        <w:rPr>
+          <w:rFonts w:ascii="Microsoft YaHei" w:hAnsi="Microsoft YaHei" w:eastAsia="Microsoft YaHei"/>
+          <w:sz w:val="21"/>
+        </w:rPr>
+        <w:t>字幕关键词：</w:t>
+      </w:r>
+    </w:p>
+    <w:p/>
+    <w:p>
+      <w:pPr>
+        <w:spacing w:after="20"/>
+        <w:ind w:left="283"/>
+        <w:shd w:fill="F3F4F6"/>
+      </w:pPr>
+      <w:r>
+        <w:rPr>
+          <w:rFonts w:ascii="Consolas" w:hAnsi="Consolas"/>
+          <w:sz w:val="18"/>
+        </w:rPr>
+        <w:t>AI 第一响应 / 真人志愿者兜底 / SOS 安全闭环 / 无障碍优先</w:t>
+      </w:r>
+    </w:p>
+    <w:p/>
+    <w:p>
+      <w:pPr>
+        <w:pStyle w:val="Heading3"/>
+      </w:pPr>
+      <w:r>
+        <w:t>0:25-1:15 AI 药品与文字说明</w:t>
+      </w:r>
+    </w:p>
+    <w:p/>
+    <w:p>
+      <w:r>
+        <w:rPr>
+          <w:rFonts w:ascii="Microsoft YaHei" w:hAnsi="Microsoft YaHei" w:eastAsia="Microsoft YaHei"/>
+          <w:sz w:val="21"/>
+        </w:rPr>
+        <w:t>画面：</w:t>
+      </w:r>
+    </w:p>
+    <w:p/>
+    <w:p>
+      <w:pPr>
+        <w:pStyle w:val="ListBullet"/>
+      </w:pPr>
+      <w:r>
+        <w:rPr>
+          <w:rFonts w:ascii="Microsoft YaHei" w:hAnsi="Microsoft YaHei" w:eastAsia="Microsoft YaHei"/>
+          <w:sz w:val="21"/>
+        </w:rPr>
+        <w:t>进入 AI 助手页。</w:t>
       </w:r>
     </w:p>
     <w:p>
       <w:pPr>
         <w:pStyle w:val="ListBullet"/>
-        <w:spacing w:line="300" w:lineRule="auto" w:after="120"/>
       </w:pPr>
       <w:r>
         <w:rPr>
           <w:rFonts w:ascii="Microsoft YaHei" w:hAnsi="Microsoft YaHei" w:eastAsia="Microsoft YaHei"/>
-          <w:sz w:val="22"/>
+          <w:sz w:val="21"/>
         </w:rPr>
-        <w:t>副标题：AI Agent 驱动的无障碍第一响应与真人互助协同系统</w:t>
+        <w:t>输入或点击示例：“布洛芬是什么药？”、“帮我读药品盒”。</w:t>
       </w:r>
     </w:p>
     <w:p>
       <w:pPr>
         <w:pStyle w:val="ListBullet"/>
-        <w:spacing w:line="300" w:lineRule="auto" w:after="120"/>
       </w:pPr>
       <w:r>
         <w:rPr>
           <w:rFonts w:ascii="Microsoft YaHei" w:hAnsi="Microsoft YaHei" w:eastAsia="Microsoft YaHei"/>
-          <w:sz w:val="22"/>
+          <w:sz w:val="21"/>
         </w:rPr>
-        <w:t>手机展示首页</w:t>
+        <w:t>展示 AI 回答、朗读按钮、转人工按钮。</w:t>
+      </w:r>
+    </w:p>
+    <w:p/>
+    <w:p>
+      <w:r>
+        <w:rPr>
+          <w:rFonts w:ascii="Microsoft YaHei" w:hAnsi="Microsoft YaHei" w:eastAsia="Microsoft YaHei"/>
+          <w:sz w:val="21"/>
+        </w:rPr>
+        <w:t>口播：</w:t>
+      </w:r>
+    </w:p>
+    <w:p/>
+    <w:p>
+      <w:pPr>
+        <w:ind w:left="283"/>
+        <w:shd w:fill="F3F8EA"/>
+      </w:pPr>
+      <w:r>
+        <w:rPr>
+          <w:rFonts w:ascii="Microsoft YaHei" w:hAnsi="Microsoft YaHei" w:eastAsia="Microsoft YaHei"/>
+          <w:sz w:val="21"/>
+        </w:rPr>
+        <w:t>对视障和老年用户来说，药品说明、通知单、路牌和包装文字都是高频需求。如果每次都直接找人，响应慢、成本高；如果只靠普通聊天，风险又不可控。LinkAble 把这些标准化问题先交给 AI 处理，并且保留“转人工确认”的兜底入口。</w:t>
+      </w:r>
+    </w:p>
+    <w:p/>
+    <w:p>
+      <w:r>
+        <w:rPr>
+          <w:rFonts w:ascii="Microsoft YaHei" w:hAnsi="Microsoft YaHei" w:eastAsia="Microsoft YaHei"/>
+          <w:sz w:val="21"/>
+        </w:rPr>
+        <w:t>拍摄提示：</w:t>
+      </w:r>
+    </w:p>
+    <w:p/>
+    <w:p>
+      <w:pPr>
+        <w:pStyle w:val="ListBullet"/>
+      </w:pPr>
+      <w:r>
+        <w:rPr>
+          <w:rFonts w:ascii="Microsoft YaHei" w:hAnsi="Microsoft YaHei" w:eastAsia="Microsoft YaHei"/>
+          <w:sz w:val="21"/>
+        </w:rPr>
+        <w:t>不要只展示一条长回答，重点拍到“AI 已处理”和“可转人工”两个状态。</w:t>
       </w:r>
     </w:p>
     <w:p>
       <w:pPr>
-        <w:spacing w:line="300" w:lineRule="auto" w:after="120"/>
+        <w:pStyle w:val="ListBullet"/>
       </w:pPr>
       <w:r>
         <w:rPr>
           <w:rFonts w:ascii="Microsoft YaHei" w:hAnsi="Microsoft YaHei" w:eastAsia="Microsoft YaHei"/>
-          <w:sz w:val="22"/>
+          <w:sz w:val="21"/>
         </w:rPr>
-        <w:t>口播：</w:t>
+        <w:t>药品场景不要说“给出诊断”，要说“说明辅助、建议确认”。</w:t>
       </w:r>
     </w:p>
-    <w:p>
-      <w:pPr>
-        <w:spacing w:line="300" w:lineRule="auto" w:after="120"/>
-      </w:pPr>
-      <w:r>
-        <w:rPr>
-          <w:rFonts w:ascii="Microsoft YaHei" w:hAnsi="Microsoft YaHei" w:eastAsia="Microsoft YaHei"/>
-          <w:sz w:val="22"/>
-        </w:rPr>
-        <w:t>共感 LinkAble 是面向视障、听障、老年人及临时困难人群的 AI+无障碍互助系统。我们的核心思路是：AI 先做第一响应，能解决的标准化问题立即解决；AI 不确定、需求复杂或出现紧急情况时，再转接真人志愿者或 SOS 流程。</w:t>
-      </w:r>
-    </w:p>
+    <w:p/>
     <w:p>
       <w:pPr>
         <w:pStyle w:val="Heading3"/>
       </w:pPr>
       <w:r>
+        <w:t>1:15-2:00 场景描述与低置信分流</w:t>
+      </w:r>
+    </w:p>
+    <w:p/>
+    <w:p>
+      <w:r>
         <w:rPr>
           <w:rFonts w:ascii="Microsoft YaHei" w:hAnsi="Microsoft YaHei" w:eastAsia="Microsoft YaHei"/>
-          <w:sz w:val="24"/>
+          <w:sz w:val="21"/>
         </w:rPr>
-        <w:t>0:25-1:20 AI 第一响应</w:t>
+        <w:t>画面：</w:t>
       </w:r>
     </w:p>
+    <w:p/>
     <w:p>
       <w:pPr>
-        <w:spacing w:line="300" w:lineRule="auto" w:after="120"/>
+        <w:pStyle w:val="ListBullet"/>
       </w:pPr>
       <w:r>
         <w:rPr>
           <w:rFonts w:ascii="Microsoft YaHei" w:hAnsi="Microsoft YaHei" w:eastAsia="Microsoft YaHei"/>
-          <w:sz w:val="22"/>
+          <w:sz w:val="21"/>
         </w:rPr>
-        <w:t>画面：</w:t>
+        <w:t>输入：“我面前是什么？”或点击“场景描述”。</w:t>
       </w:r>
     </w:p>
     <w:p>
       <w:pPr>
         <w:pStyle w:val="ListBullet"/>
-        <w:spacing w:line="300" w:lineRule="auto" w:after="120"/>
       </w:pPr>
       <w:r>
         <w:rPr>
           <w:rFonts w:ascii="Microsoft YaHei" w:hAnsi="Microsoft YaHei" w:eastAsia="Microsoft YaHei"/>
-          <w:sz w:val="22"/>
+          <w:sz w:val="21"/>
         </w:rPr>
-        <w:t>进入 AI 助手页</w:t>
+        <w:t>展示 AI 场景描述。</w:t>
       </w:r>
     </w:p>
     <w:p>
       <w:pPr>
         <w:pStyle w:val="ListBullet"/>
-        <w:spacing w:line="300" w:lineRule="auto" w:after="120"/>
       </w:pPr>
       <w:r>
         <w:rPr>
           <w:rFonts w:ascii="Microsoft YaHei" w:hAnsi="Microsoft YaHei" w:eastAsia="Microsoft YaHei"/>
-          <w:sz w:val="22"/>
+          <w:sz w:val="21"/>
         </w:rPr>
-        <w:t>输入“布洛芬是什么药？”或“帮我读药品盒”</w:t>
+        <w:t>再输入：“我还是不确定，需要真人帮我确认。”</w:t>
       </w:r>
     </w:p>
     <w:p>
       <w:pPr>
         <w:pStyle w:val="ListBullet"/>
-        <w:spacing w:line="300" w:lineRule="auto" w:after="120"/>
       </w:pPr>
       <w:r>
         <w:rPr>
           <w:rFonts w:ascii="Microsoft YaHei" w:hAnsi="Microsoft YaHei" w:eastAsia="Microsoft YaHei"/>
-          <w:sz w:val="22"/>
+          <w:sz w:val="21"/>
         </w:rPr>
-        <w:t>AI 返回药品说明</w:t>
+        <w:t>页面进入匹配准备状态。</w:t>
       </w:r>
     </w:p>
+    <w:p/>
+    <w:p>
+      <w:r>
+        <w:rPr>
+          <w:rFonts w:ascii="Microsoft YaHei" w:hAnsi="Microsoft YaHei" w:eastAsia="Microsoft YaHei"/>
+          <w:sz w:val="21"/>
+        </w:rPr>
+        <w:t>口播：</w:t>
+      </w:r>
+    </w:p>
+    <w:p/>
     <w:p>
       <w:pPr>
-        <w:spacing w:line="300" w:lineRule="auto" w:after="120"/>
+        <w:ind w:left="283"/>
+        <w:shd w:fill="F3F8EA"/>
       </w:pPr>
       <w:r>
         <w:rPr>
           <w:rFonts w:ascii="Microsoft YaHei" w:hAnsi="Microsoft YaHei" w:eastAsia="Microsoft YaHei"/>
-          <w:sz w:val="22"/>
+          <w:sz w:val="21"/>
         </w:rPr>
-        <w:t>口播：</w:t>
+        <w:t>AI 的职责不是强行回答所有问题，而是做风险分流。系统会识别意图、判断紧急程度和置信度。低置信、现实行动、导航和药品确认等场景，会被转入志愿者匹配，避免用户被困在不确定的机器答案里。</w:t>
       </w:r>
     </w:p>
+    <w:p/>
+    <w:p>
+      <w:r>
+        <w:rPr>
+          <w:rFonts w:ascii="Microsoft YaHei" w:hAnsi="Microsoft YaHei" w:eastAsia="Microsoft YaHei"/>
+          <w:sz w:val="21"/>
+        </w:rPr>
+        <w:t>字幕关键词：</w:t>
+      </w:r>
+    </w:p>
+    <w:p/>
     <w:p>
       <w:pPr>
-        <w:spacing w:line="300" w:lineRule="auto" w:after="120"/>
+        <w:spacing w:after="20"/>
+        <w:ind w:left="283"/>
+        <w:shd w:fill="F3F4F6"/>
+      </w:pPr>
+      <w:r>
+        <w:rPr>
+          <w:rFonts w:ascii="Consolas" w:hAnsi="Consolas"/>
+          <w:sz w:val="18"/>
+        </w:rPr>
+        <w:t>intent / urgency / confidence / next_action</w:t>
+      </w:r>
+    </w:p>
+    <w:p/>
+    <w:p>
+      <w:pPr>
+        <w:pStyle w:val="Heading3"/>
+      </w:pPr>
+      <w:r>
+        <w:t>2:00-2:55 志愿者匹配与语音协助</w:t>
+      </w:r>
+    </w:p>
+    <w:p/>
+    <w:p>
+      <w:r>
+        <w:rPr>
+          <w:rFonts w:ascii="Microsoft YaHei" w:hAnsi="Microsoft YaHei" w:eastAsia="Microsoft YaHei"/>
+          <w:sz w:val="21"/>
+        </w:rPr>
+        <w:t>画面：</w:t>
+      </w:r>
+    </w:p>
+    <w:p/>
+    <w:p>
+      <w:pPr>
+        <w:pStyle w:val="ListBullet"/>
       </w:pPr>
       <w:r>
         <w:rPr>
           <w:rFonts w:ascii="Microsoft YaHei" w:hAnsi="Microsoft YaHei" w:eastAsia="Microsoft YaHei"/>
-          <w:sz w:val="22"/>
+          <w:sz w:val="21"/>
         </w:rPr>
-        <w:t>在日常无障碍场景中，用户经常需要读药品说明、看通知单、理解路牌或描述周围环境。传统工具把这些功能拆得很散，用户必须先判断自己该打开哪个功能。LinkAble 用一个 AI Agent 统一入口承接文字、语音和拍照输入，先识别意图，再决定下一步。</w:t>
-      </w:r>
-    </w:p>
-    <w:p>
-      <w:pPr>
-        <w:spacing w:line="300" w:lineRule="auto" w:after="120"/>
-      </w:pPr>
-      <w:r>
-        <w:rPr>
-          <w:rFonts w:ascii="Microsoft YaHei" w:hAnsi="Microsoft YaHei" w:eastAsia="Microsoft YaHei"/>
-          <w:sz w:val="22"/>
-        </w:rPr>
-        <w:t>画面补充：</w:t>
+        <w:t>展示匹配页：候选志愿者、技能标签、距离或响应状态。</w:t>
       </w:r>
     </w:p>
     <w:p>
       <w:pPr>
         <w:pStyle w:val="ListBullet"/>
-        <w:spacing w:line="300" w:lineRule="auto" w:after="120"/>
       </w:pPr>
       <w:r>
         <w:rPr>
           <w:rFonts w:ascii="Microsoft YaHei" w:hAnsi="Microsoft YaHei" w:eastAsia="Microsoft YaHei"/>
-          <w:sz w:val="22"/>
+          <w:sz w:val="21"/>
         </w:rPr>
-        <w:t>展示“可转真人”按钮</w:t>
+        <w:t>点击进入 Demo Call。</w:t>
       </w:r>
     </w:p>
     <w:p>
       <w:pPr>
         <w:pStyle w:val="ListBullet"/>
-        <w:spacing w:line="300" w:lineRule="auto" w:after="120"/>
       </w:pPr>
       <w:r>
         <w:rPr>
           <w:rFonts w:ascii="Microsoft YaHei" w:hAnsi="Microsoft YaHei" w:eastAsia="Microsoft YaHei"/>
-          <w:sz w:val="22"/>
+          <w:sz w:val="21"/>
         </w:rPr>
-        <w:t>展示朗读/语音播放入口</w:t>
+        <w:t>展示“已接通”“语音协助中”“通话结束”。</w:t>
       </w:r>
     </w:p>
+    <w:p/>
+    <w:p>
+      <w:r>
+        <w:rPr>
+          <w:rFonts w:ascii="Microsoft YaHei" w:hAnsi="Microsoft YaHei" w:eastAsia="Microsoft YaHei"/>
+          <w:sz w:val="21"/>
+        </w:rPr>
+        <w:t>口播：</w:t>
+      </w:r>
+    </w:p>
+    <w:p/>
+    <w:p>
+      <w:pPr>
+        <w:ind w:left="283"/>
+        <w:shd w:fill="F3F8EA"/>
+      </w:pPr>
+      <w:r>
+        <w:rPr>
+          <w:rFonts w:ascii="Microsoft YaHei" w:hAnsi="Microsoft YaHei" w:eastAsia="Microsoft YaHei"/>
+          <w:sz w:val="21"/>
+        </w:rPr>
+        <w:t>当 AI 判断需要真人兜底时，系统会把需求整理成结构化信息，再基于任务类型、技能标签、距离、可用状态和信誉分匹配志愿者。比赛版本使用 Demo Call，保证无真实 WebRTC、无外部 API 时也能稳定展示协助闭环。</w:t>
+      </w:r>
+    </w:p>
+    <w:p/>
+    <w:p>
+      <w:r>
+        <w:rPr>
+          <w:rFonts w:ascii="Microsoft YaHei" w:hAnsi="Microsoft YaHei" w:eastAsia="Microsoft YaHei"/>
+          <w:sz w:val="21"/>
+        </w:rPr>
+        <w:t>拍摄提示：</w:t>
+      </w:r>
+    </w:p>
+    <w:p/>
+    <w:p>
+      <w:pPr>
+        <w:pStyle w:val="ListBullet"/>
+      </w:pPr>
+      <w:r>
+        <w:rPr>
+          <w:rFonts w:ascii="Microsoft YaHei" w:hAnsi="Microsoft YaHei" w:eastAsia="Microsoft YaHei"/>
+          <w:sz w:val="21"/>
+        </w:rPr>
+        <w:t>匹配页至少停留 5 秒，让评审看到“为什么是这个志愿者”。</w:t>
+      </w:r>
+    </w:p>
+    <w:p>
+      <w:pPr>
+        <w:pStyle w:val="ListBullet"/>
+      </w:pPr>
+      <w:r>
+        <w:rPr>
+          <w:rFonts w:ascii="Microsoft YaHei" w:hAnsi="Microsoft YaHei" w:eastAsia="Microsoft YaHei"/>
+          <w:sz w:val="21"/>
+        </w:rPr>
+        <w:t>通话页要展示状态变化，不要只展示静态页面。</w:t>
+      </w:r>
+    </w:p>
+    <w:p/>
     <w:p>
       <w:pPr>
         <w:pStyle w:val="Heading3"/>
       </w:pPr>
       <w:r>
+        <w:t>2:55-3:40 SOS 安全闭环</w:t>
+      </w:r>
+    </w:p>
+    <w:p/>
+    <w:p>
+      <w:r>
         <w:rPr>
           <w:rFonts w:ascii="Microsoft YaHei" w:hAnsi="Microsoft YaHei" w:eastAsia="Microsoft YaHei"/>
-          <w:sz w:val="24"/>
+          <w:sz w:val="21"/>
         </w:rPr>
-        <w:t>1:20-2:05 多模态与低置信转人工</w:t>
+        <w:t>画面：</w:t>
       </w:r>
     </w:p>
+    <w:p/>
     <w:p>
       <w:pPr>
-        <w:spacing w:line="300" w:lineRule="auto" w:after="120"/>
+        <w:pStyle w:val="ListBullet"/>
       </w:pPr>
       <w:r>
         <w:rPr>
           <w:rFonts w:ascii="Microsoft YaHei" w:hAnsi="Microsoft YaHei" w:eastAsia="Microsoft YaHei"/>
-          <w:sz w:val="22"/>
+          <w:sz w:val="21"/>
         </w:rPr>
-        <w:t>画面：</w:t>
+        <w:t>触发 SOS 或输入“我迷路了，天黑了，救命”。</w:t>
       </w:r>
     </w:p>
     <w:p>
       <w:pPr>
         <w:pStyle w:val="ListBullet"/>
-        <w:spacing w:line="300" w:lineRule="auto" w:after="120"/>
       </w:pPr>
       <w:r>
         <w:rPr>
           <w:rFonts w:ascii="Microsoft YaHei" w:hAnsi="Microsoft YaHei" w:eastAsia="Microsoft YaHei"/>
-          <w:sz w:val="22"/>
+          <w:sz w:val="21"/>
         </w:rPr>
-        <w:t>输入“我面前是什么”或“我需要真人志愿者帮忙”</w:t>
+        <w:t>展示 10 秒撤销窗口。</w:t>
       </w:r>
     </w:p>
     <w:p>
       <w:pPr>
         <w:pStyle w:val="ListBullet"/>
-        <w:spacing w:line="300" w:lineRule="auto" w:after="120"/>
       </w:pPr>
       <w:r>
         <w:rPr>
           <w:rFonts w:ascii="Microsoft YaHei" w:hAnsi="Microsoft YaHei" w:eastAsia="Microsoft YaHei"/>
-          <w:sz w:val="22"/>
+          <w:sz w:val="21"/>
         </w:rPr>
-        <w:t>AI 给出场景描述或进入转人工逻辑</w:t>
+        <w:t>展示“模拟广播附近志愿者”“模拟通知紧急联系人”。</w:t>
+      </w:r>
+    </w:p>
+    <w:p/>
+    <w:p>
+      <w:r>
+        <w:rPr>
+          <w:rFonts w:ascii="Microsoft YaHei" w:hAnsi="Microsoft YaHei" w:eastAsia="Microsoft YaHei"/>
+          <w:sz w:val="21"/>
+        </w:rPr>
+        <w:t>口播：</w:t>
+      </w:r>
+    </w:p>
+    <w:p/>
+    <w:p>
+      <w:pPr>
+        <w:ind w:left="283"/>
+        <w:shd w:fill="F3F8EA"/>
+      </w:pPr>
+      <w:r>
+        <w:rPr>
+          <w:rFonts w:ascii="Microsoft YaHei" w:hAnsi="Microsoft YaHei" w:eastAsia="Microsoft YaHei"/>
+          <w:sz w:val="21"/>
+        </w:rPr>
+        <w:t>紧急场景不走普通匹配。检测到救命、摔倒、迷路、着火等高风险意图后，系统进入 SOS 流程。为了避免误触，先给撤销窗口；确认后再展示广播和联系人通知状态。比赛版明确标注为模拟通知，不冒充真实报警系统。</w:t>
+      </w:r>
+    </w:p>
+    <w:p/>
+    <w:p>
+      <w:r>
+        <w:rPr>
+          <w:rFonts w:ascii="Microsoft YaHei" w:hAnsi="Microsoft YaHei" w:eastAsia="Microsoft YaHei"/>
+          <w:sz w:val="21"/>
+        </w:rPr>
+        <w:t>必须避免：</w:t>
+      </w:r>
+    </w:p>
+    <w:p/>
+    <w:p>
+      <w:pPr>
+        <w:pStyle w:val="ListBullet"/>
+      </w:pPr>
+      <w:r>
+        <w:rPr>
+          <w:rFonts w:ascii="Microsoft YaHei" w:hAnsi="Microsoft YaHei" w:eastAsia="Microsoft YaHei"/>
+          <w:sz w:val="21"/>
+        </w:rPr>
+        <w:t>不要说“已经接入 110/120”。</w:t>
       </w:r>
     </w:p>
     <w:p>
       <w:pPr>
-        <w:spacing w:line="300" w:lineRule="auto" w:after="120"/>
+        <w:pStyle w:val="ListBullet"/>
       </w:pPr>
       <w:r>
         <w:rPr>
           <w:rFonts w:ascii="Microsoft YaHei" w:hAnsi="Microsoft YaHei" w:eastAsia="Microsoft YaHei"/>
-          <w:sz w:val="22"/>
+          <w:sz w:val="21"/>
         </w:rPr>
-        <w:t>口播：</w:t>
+        <w:t>不要展示真实联系人和真实电话。</w:t>
       </w:r>
     </w:p>
-    <w:p>
-      <w:pPr>
-        <w:spacing w:line="300" w:lineRule="auto" w:after="120"/>
-      </w:pPr>
-      <w:r>
-        <w:rPr>
-          <w:rFonts w:ascii="Microsoft YaHei" w:hAnsi="Microsoft YaHei" w:eastAsia="Microsoft YaHei"/>
-          <w:sz w:val="22"/>
-        </w:rPr>
-        <w:t>AI 的职责不是强行回答所有问题，而是做风险分流。对于 OCR、场景描述和简单药品说明，AI 可以快速响应；但当问题涉及现实行动、低置信判断或用户主动要求真人协助时，系统会进入志愿者匹配，避免用户停留在不确定的机器答案里。</w:t>
-      </w:r>
-    </w:p>
+    <w:p/>
     <w:p>
       <w:pPr>
         <w:pStyle w:val="Heading3"/>
       </w:pPr>
       <w:r>
+        <w:t>3:40-4:25 架构与指标</w:t>
+      </w:r>
+    </w:p>
+    <w:p/>
+    <w:p>
+      <w:r>
         <w:rPr>
           <w:rFonts w:ascii="Microsoft YaHei" w:hAnsi="Microsoft YaHei" w:eastAsia="Microsoft YaHei"/>
-          <w:sz w:val="24"/>
+          <w:sz w:val="21"/>
         </w:rPr>
-        <w:t>2:05-3:05 志愿者匹配与语音协助</w:t>
+        <w:t>画面：</w:t>
       </w:r>
     </w:p>
+    <w:p/>
     <w:p>
       <w:pPr>
-        <w:spacing w:line="300" w:lineRule="auto" w:after="120"/>
+        <w:pStyle w:val="ListBullet"/>
       </w:pPr>
       <w:r>
         <w:rPr>
           <w:rFonts w:ascii="Microsoft YaHei" w:hAnsi="Microsoft YaHei" w:eastAsia="Microsoft YaHei"/>
-          <w:sz w:val="22"/>
+          <w:sz w:val="21"/>
         </w:rPr>
-        <w:t>画面：</w:t>
+        <w:t>切入 `assets/system_architecture.png`。</w:t>
       </w:r>
     </w:p>
     <w:p>
       <w:pPr>
         <w:pStyle w:val="ListBullet"/>
-        <w:spacing w:line="300" w:lineRule="auto" w:after="120"/>
       </w:pPr>
       <w:r>
         <w:rPr>
           <w:rFonts w:ascii="Microsoft YaHei" w:hAnsi="Microsoft YaHei" w:eastAsia="Microsoft YaHei"/>
-          <w:sz w:val="22"/>
+          <w:sz w:val="21"/>
         </w:rPr>
-        <w:t>匹配页</w:t>
+        <w:t>切入 `assets/ai_decision_flow.png`。</w:t>
       </w:r>
     </w:p>
     <w:p>
       <w:pPr>
         <w:pStyle w:val="ListBullet"/>
-        <w:spacing w:line="300" w:lineRule="auto" w:after="120"/>
       </w:pPr>
       <w:r>
         <w:rPr>
           <w:rFonts w:ascii="Microsoft YaHei" w:hAnsi="Microsoft YaHei" w:eastAsia="Microsoft YaHei"/>
-          <w:sz w:val="22"/>
+          <w:sz w:val="21"/>
         </w:rPr>
-        <w:t>志愿者 Top 候选</w:t>
+        <w:t>切入 `assets/metrics_dashboard.png`。</w:t>
+      </w:r>
+    </w:p>
+    <w:p/>
+    <w:p>
+      <w:r>
+        <w:rPr>
+          <w:rFonts w:ascii="Microsoft YaHei" w:hAnsi="Microsoft YaHei" w:eastAsia="Microsoft YaHei"/>
+          <w:sz w:val="21"/>
+        </w:rPr>
+        <w:t>口播：</w:t>
+      </w:r>
+    </w:p>
+    <w:p/>
+    <w:p>
+      <w:pPr>
+        <w:ind w:left="283"/>
+        <w:shd w:fill="F3F8EA"/>
+      </w:pPr>
+      <w:r>
+        <w:rPr>
+          <w:rFonts w:ascii="Microsoft YaHei" w:hAnsi="Microsoft YaHei" w:eastAsia="Microsoft YaHei"/>
+          <w:sz w:val="21"/>
+        </w:rPr>
+        <w:t>技术上，我们将所有 AI 能力收敛到 AgentServiceFacade，输出意图、紧急程度、置信度和下一步动作。评测不只看回答是否像样，还看意图识别、紧急召回、误报率、响应时延、匹配耗时和无障碍表现。DemoMode、MockIntegration 和 RealMode 分离，保证比赛演示稳定，也为后续真实部署留出接口。</w:t>
+      </w:r>
+    </w:p>
+    <w:p/>
+    <w:p>
+      <w:pPr>
+        <w:pStyle w:val="Heading3"/>
+      </w:pPr>
+      <w:r>
+        <w:t>4:25-4:55 总结</w:t>
+      </w:r>
+    </w:p>
+    <w:p/>
+    <w:p>
+      <w:r>
+        <w:rPr>
+          <w:rFonts w:ascii="Microsoft YaHei" w:hAnsi="Microsoft YaHei" w:eastAsia="Microsoft YaHei"/>
+          <w:sz w:val="21"/>
+        </w:rPr>
+        <w:t>画面：</w:t>
+      </w:r>
+    </w:p>
+    <w:p/>
+    <w:p>
+      <w:pPr>
+        <w:pStyle w:val="ListBullet"/>
+      </w:pPr>
+      <w:r>
+        <w:rPr>
+          <w:rFonts w:ascii="Microsoft YaHei" w:hAnsi="Microsoft YaHei" w:eastAsia="Microsoft YaHei"/>
+          <w:sz w:val="21"/>
+        </w:rPr>
+        <w:t>首页、AI、匹配、通话、SOS 五个画面快切。</w:t>
       </w:r>
     </w:p>
     <w:p>
       <w:pPr>
         <w:pStyle w:val="ListBullet"/>
-        <w:spacing w:line="300" w:lineRule="auto" w:after="120"/>
       </w:pPr>
       <w:r>
         <w:rPr>
           <w:rFonts w:ascii="Microsoft YaHei" w:hAnsi="Microsoft YaHei" w:eastAsia="Microsoft YaHei"/>
-          <w:sz w:val="22"/>
+          <w:sz w:val="21"/>
         </w:rPr>
-        <w:t>Demo Call 页面显示已接通、通话中</w:t>
+        <w:t>结尾回到封面视觉。</w:t>
       </w:r>
     </w:p>
+    <w:p/>
+    <w:p>
+      <w:r>
+        <w:rPr>
+          <w:rFonts w:ascii="Microsoft YaHei" w:hAnsi="Microsoft YaHei" w:eastAsia="Microsoft YaHei"/>
+          <w:sz w:val="21"/>
+        </w:rPr>
+        <w:t>口播：</w:t>
+      </w:r>
+    </w:p>
+    <w:p/>
     <w:p>
       <w:pPr>
-        <w:spacing w:line="300" w:lineRule="auto" w:after="120"/>
+        <w:ind w:left="283"/>
+        <w:shd w:fill="F3F8EA"/>
       </w:pPr>
       <w:r>
         <w:rPr>
           <w:rFonts w:ascii="Microsoft YaHei" w:hAnsi="Microsoft YaHei" w:eastAsia="Microsoft YaHei"/>
-          <w:sz w:val="22"/>
+          <w:sz w:val="21"/>
         </w:rPr>
-        <w:t>口播：</w:t>
+        <w:t>共感 LinkAble 的价值不是让 AI 取代人，而是让 AI 更快理解需求、判断风险、完成标准化处理，再把真正需要人类帮助的问题交给志愿者。它把人工智能落到无障碍公共服务这个真实场景中，用 AI+X 的方式提高响应效率，也保留人与人之间的可靠互助。</w:t>
       </w:r>
     </w:p>
+    <w:p/>
     <w:p>
       <w:pPr>
-        <w:spacing w:line="300" w:lineRule="auto" w:after="120"/>
+        <w:pStyle w:val="Heading2"/>
+      </w:pPr>
+      <w:r>
+        <w:t>4. 录制检查清单</w:t>
+      </w:r>
+    </w:p>
+    <w:p/>
+    <w:p>
+      <w:pPr>
+        <w:pStyle w:val="ListBullet"/>
       </w:pPr>
       <w:r>
         <w:rPr>
           <w:rFonts w:ascii="Microsoft YaHei" w:hAnsi="Microsoft YaHei" w:eastAsia="Microsoft YaHei"/>
-          <w:sz w:val="22"/>
+          <w:sz w:val="21"/>
         </w:rPr>
-        <w:t>这里演示 AI 无法解决后的真人兜底。系统根据任务类型、距离、技能标签和志愿者状态进行匹配。匹配成功后进入语音协助页面，志愿者可以帮助用户确认药品说明、指路或处理复杂场景。当前比赛版本使用 Demo Call，保证无真实 WebRTC、无网络和无 API key 条件下也能稳定演示。</w:t>
-      </w:r>
-    </w:p>
-    <w:p>
-      <w:pPr>
-        <w:pStyle w:val="Heading3"/>
-      </w:pPr>
-      <w:r>
-        <w:rPr>
-          <w:rFonts w:ascii="Microsoft YaHei" w:hAnsi="Microsoft YaHei" w:eastAsia="Microsoft YaHei"/>
-          <w:sz w:val="24"/>
-        </w:rPr>
-        <w:t>3:05-3:50 SOS 安全闭环</w:t>
-      </w:r>
-    </w:p>
-    <w:p>
-      <w:pPr>
-        <w:spacing w:line="300" w:lineRule="auto" w:after="120"/>
-      </w:pPr>
-      <w:r>
-        <w:rPr>
-          <w:rFonts w:ascii="Microsoft YaHei" w:hAnsi="Microsoft YaHei" w:eastAsia="Microsoft YaHei"/>
-          <w:sz w:val="22"/>
-        </w:rPr>
-        <w:t>画面：</w:t>
+        <w:t>视频不超过 5 分钟，文件不超过 200M。</w:t>
       </w:r>
     </w:p>
     <w:p>
       <w:pPr>
         <w:pStyle w:val="ListBullet"/>
-        <w:spacing w:line="300" w:lineRule="auto" w:after="120"/>
       </w:pPr>
       <w:r>
         <w:rPr>
           <w:rFonts w:ascii="Microsoft YaHei" w:hAnsi="Microsoft YaHei" w:eastAsia="Microsoft YaHei"/>
-          <w:sz w:val="22"/>
+          <w:sz w:val="21"/>
         </w:rPr>
-        <w:t>SOS 页</w:t>
+        <w:t>开头 25 秒讲清项目定位。</w:t>
       </w:r>
     </w:p>
     <w:p>
       <w:pPr>
         <w:pStyle w:val="ListBullet"/>
-        <w:spacing w:line="300" w:lineRule="auto" w:after="120"/>
       </w:pPr>
       <w:r>
         <w:rPr>
           <w:rFonts w:ascii="Microsoft YaHei" w:hAnsi="Microsoft YaHei" w:eastAsia="Microsoft YaHei"/>
-          <w:sz w:val="22"/>
+          <w:sz w:val="21"/>
         </w:rPr>
-        <w:t>10 秒撤销窗口</w:t>
+        <w:t>展示 AI 直接回答和可转人工兜底。</w:t>
       </w:r>
     </w:p>
     <w:p>
       <w:pPr>
         <w:pStyle w:val="ListBullet"/>
-        <w:spacing w:line="300" w:lineRule="auto" w:after="120"/>
       </w:pPr>
       <w:r>
         <w:rPr>
           <w:rFonts w:ascii="Microsoft YaHei" w:hAnsi="Microsoft YaHei" w:eastAsia="Microsoft YaHei"/>
-          <w:sz w:val="22"/>
+          <w:sz w:val="21"/>
         </w:rPr>
-        <w:t>模拟广播和联系人通知</w:t>
-      </w:r>
-    </w:p>
-    <w:p>
-      <w:pPr>
-        <w:spacing w:line="300" w:lineRule="auto" w:after="120"/>
-      </w:pPr>
-      <w:r>
-        <w:rPr>
-          <w:rFonts w:ascii="Microsoft YaHei" w:hAnsi="Microsoft YaHei" w:eastAsia="Microsoft YaHei"/>
-          <w:sz w:val="22"/>
-        </w:rPr>
-        <w:t>口播：</w:t>
-      </w:r>
-    </w:p>
-    <w:p>
-      <w:pPr>
-        <w:spacing w:line="300" w:lineRule="auto" w:after="120"/>
-      </w:pPr>
-      <w:r>
-        <w:rPr>
-          <w:rFonts w:ascii="Microsoft YaHei" w:hAnsi="Microsoft YaHei" w:eastAsia="Microsoft YaHei"/>
-          <w:sz w:val="22"/>
-        </w:rPr>
-        <w:t>紧急场景不走普通匹配公式。系统检测到“救命、迷路、摔倒”等紧急意图后，进入 SOS 流程。为了避免误触，界面提供撤销窗口；确认后展示志愿者广播和紧急联系人通知状态。比赛版本明确标注为模拟通知，不冒充真实报警或真实短信能力。</w:t>
-      </w:r>
-    </w:p>
-    <w:p>
-      <w:pPr>
-        <w:pStyle w:val="Heading3"/>
-      </w:pPr>
-      <w:r>
-        <w:rPr>
-          <w:rFonts w:ascii="Microsoft YaHei" w:hAnsi="Microsoft YaHei" w:eastAsia="Microsoft YaHei"/>
-          <w:sz w:val="24"/>
-        </w:rPr>
-        <w:t>3:50-4:35 架构与指标</w:t>
-      </w:r>
-    </w:p>
-    <w:p>
-      <w:pPr>
-        <w:spacing w:line="300" w:lineRule="auto" w:after="120"/>
-      </w:pPr>
-      <w:r>
-        <w:rPr>
-          <w:rFonts w:ascii="Microsoft YaHei" w:hAnsi="Microsoft YaHei" w:eastAsia="Microsoft YaHei"/>
-          <w:sz w:val="22"/>
-        </w:rPr>
-        <w:t>画面：</w:t>
+        <w:t>展示至少一次志愿者匹配。</w:t>
       </w:r>
     </w:p>
     <w:p>
       <w:pPr>
         <w:pStyle w:val="ListBullet"/>
-        <w:spacing w:line="300" w:lineRule="auto" w:after="120"/>
       </w:pPr>
       <w:r>
         <w:rPr>
           <w:rFonts w:ascii="Microsoft YaHei" w:hAnsi="Microsoft YaHei" w:eastAsia="Microsoft YaHei"/>
-          <w:sz w:val="22"/>
+          <w:sz w:val="21"/>
         </w:rPr>
-        <w:t>架构图：输入层 - Agent - AI 解决 / 志愿者匹配 / SOS</w:t>
+        <w:t>展示 Demo Call 状态变化。</w:t>
       </w:r>
     </w:p>
     <w:p>
       <w:pPr>
         <w:pStyle w:val="ListBullet"/>
-        <w:spacing w:line="300" w:lineRule="auto" w:after="120"/>
       </w:pPr>
       <w:r>
         <w:rPr>
           <w:rFonts w:ascii="Microsoft YaHei" w:hAnsi="Microsoft YaHei" w:eastAsia="Microsoft YaHei"/>
-          <w:sz w:val="22"/>
+          <w:sz w:val="21"/>
         </w:rPr>
-        <w:t>指标表：意图识别、紧急召回、响应时间、匹配耗时</w:t>
-      </w:r>
-    </w:p>
-    <w:p>
-      <w:pPr>
-        <w:spacing w:line="300" w:lineRule="auto" w:after="120"/>
-      </w:pPr>
-      <w:r>
-        <w:rPr>
-          <w:rFonts w:ascii="Microsoft YaHei" w:hAnsi="Microsoft YaHei" w:eastAsia="Microsoft YaHei"/>
-          <w:sz w:val="22"/>
-        </w:rPr>
-        <w:t>口播：</w:t>
-      </w:r>
-    </w:p>
-    <w:p>
-      <w:pPr>
-        <w:spacing w:line="300" w:lineRule="auto" w:after="120"/>
-      </w:pPr>
-      <w:r>
-        <w:rPr>
-          <w:rFonts w:ascii="Microsoft YaHei" w:hAnsi="Microsoft YaHei" w:eastAsia="Microsoft YaHei"/>
-          <w:sz w:val="22"/>
-        </w:rPr>
-        <w:t>技术上，LinkAble 将 AI 能力收敛到统一 Agent facade，输出意图、紧急程度、置信度和下一步动作。我们计划用 9 类意图测试集评估识别准确率，用紧急样本集评估召回率和误报率，并记录首次响应时间、匹配计算耗时和 200% 字体缩放下的无障碍表现。</w:t>
-      </w:r>
-    </w:p>
-    <w:p>
-      <w:pPr>
-        <w:pStyle w:val="Heading3"/>
-      </w:pPr>
-      <w:r>
-        <w:rPr>
-          <w:rFonts w:ascii="Microsoft YaHei" w:hAnsi="Microsoft YaHei" w:eastAsia="Microsoft YaHei"/>
-          <w:sz w:val="24"/>
-        </w:rPr>
-        <w:t>4:35-5:00 总结</w:t>
-      </w:r>
-    </w:p>
-    <w:p>
-      <w:pPr>
-        <w:spacing w:line="300" w:lineRule="auto" w:after="120"/>
-      </w:pPr>
-      <w:r>
-        <w:rPr>
-          <w:rFonts w:ascii="Microsoft YaHei" w:hAnsi="Microsoft YaHei" w:eastAsia="Microsoft YaHei"/>
-          <w:sz w:val="22"/>
-        </w:rPr>
-        <w:t>画面：</w:t>
+        <w:t>展示 SOS 撤销、广播和联系人通知。</w:t>
       </w:r>
     </w:p>
     <w:p>
       <w:pPr>
         <w:pStyle w:val="ListBullet"/>
-        <w:spacing w:line="300" w:lineRule="auto" w:after="120"/>
       </w:pPr>
       <w:r>
         <w:rPr>
           <w:rFonts w:ascii="Microsoft YaHei" w:hAnsi="Microsoft YaHei" w:eastAsia="Microsoft YaHei"/>
-          <w:sz w:val="22"/>
+          <w:sz w:val="21"/>
         </w:rPr>
-        <w:t>展示首页、AI、匹配、通话、SOS 五个页面快切</w:t>
+        <w:t>展示架构图和指标图，不只拍 UI。</w:t>
       </w:r>
     </w:p>
     <w:p>
       <w:pPr>
         <w:pStyle w:val="ListBullet"/>
-        <w:spacing w:line="300" w:lineRule="auto" w:after="120"/>
       </w:pPr>
       <w:r>
         <w:rPr>
           <w:rFonts w:ascii="Microsoft YaHei" w:hAnsi="Microsoft YaHei" w:eastAsia="Microsoft YaHei"/>
-          <w:sz w:val="22"/>
+          <w:sz w:val="21"/>
         </w:rPr>
-        <w:t>显示关键词：AI 第一响应 / 真人兜底 / 安全闭环 / 无障碍</w:t>
+        <w:t>不出现学校、学院、导师、真实手机号、真实地址。</w:t>
       </w:r>
     </w:p>
     <w:p>
       <w:pPr>
-        <w:spacing w:line="300" w:lineRule="auto" w:after="120"/>
+        <w:pStyle w:val="ListBullet"/>
       </w:pPr>
       <w:r>
         <w:rPr>
           <w:rFonts w:ascii="Microsoft YaHei" w:hAnsi="Microsoft YaHei" w:eastAsia="Microsoft YaHei"/>
-          <w:sz w:val="22"/>
+          <w:sz w:val="21"/>
         </w:rPr>
-        <w:t>口播：</w:t>
+        <w:t>手机通知栏、录屏账号、系统相册等隐私信息已遮挡。</w:t>
       </w:r>
     </w:p>
-    <w:p>
-      <w:pPr>
-        <w:spacing w:line="300" w:lineRule="auto" w:after="120"/>
-      </w:pPr>
-      <w:r>
-        <w:rPr>
-          <w:rFonts w:ascii="Microsoft YaHei" w:hAnsi="Microsoft YaHei" w:eastAsia="Microsoft YaHei"/>
-          <w:sz w:val="22"/>
-        </w:rPr>
-        <w:t>共感 LinkAble 把人工智能引入无障碍社会互助场景，不是让 AI 替代人，而是让 AI 更快理解需求、判断风险、完成标准化处理，再把真正需要人类帮助的问题交给志愿者。我们希望用 AI+X 的方式，让无障碍服务更及时、更安全、更容易落地。</w:t>
-      </w:r>
-    </w:p>
+    <w:p/>
     <w:p>
       <w:pPr>
         <w:pStyle w:val="Heading2"/>
       </w:pPr>
       <w:r>
+        <w:t>5. 后期包装建议</w:t>
+      </w:r>
+    </w:p>
+    <w:p/>
+    <w:p>
+      <w:pPr>
+        <w:pStyle w:val="ListBullet"/>
+      </w:pPr>
+      <w:r>
         <w:rPr>
           <w:rFonts w:ascii="Microsoft YaHei" w:hAnsi="Microsoft YaHei" w:eastAsia="Microsoft YaHei"/>
-          <w:sz w:val="28"/>
+          <w:sz w:val="21"/>
         </w:rPr>
-        <w:t>拍摄注意事项</w:t>
+        <w:t>开场和结尾使用统一封面，不要用纯黑底白字。</w:t>
       </w:r>
     </w:p>
     <w:p>
       <w:pPr>
         <w:pStyle w:val="ListBullet"/>
-        <w:spacing w:line="300" w:lineRule="auto" w:after="120"/>
       </w:pPr>
       <w:r>
         <w:rPr>
           <w:rFonts w:ascii="Microsoft YaHei" w:hAnsi="Microsoft YaHei" w:eastAsia="Microsoft YaHei"/>
-          <w:sz w:val="22"/>
+          <w:sz w:val="21"/>
         </w:rPr>
-        <w:t>视频中不得出现学校、学院、导师、真实手机号、真实位置。</w:t>
+        <w:t>每段加 1 行短字幕，避免评审在无声环境下看不懂。</w:t>
       </w:r>
     </w:p>
     <w:p>
       <w:pPr>
         <w:pStyle w:val="ListBullet"/>
-        <w:spacing w:line="300" w:lineRule="auto" w:after="120"/>
       </w:pPr>
       <w:r>
         <w:rPr>
           <w:rFonts w:ascii="Microsoft YaHei" w:hAnsi="Microsoft YaHei" w:eastAsia="Microsoft YaHei"/>
-          <w:sz w:val="22"/>
+          <w:sz w:val="21"/>
         </w:rPr>
-        <w:t>手机通知栏尽量隐藏或使用演示设备。</w:t>
+        <w:t>UI 操作不要过快，关键状态至少停留 3 秒。</w:t>
       </w:r>
     </w:p>
     <w:p>
       <w:pPr>
         <w:pStyle w:val="ListBullet"/>
-        <w:spacing w:line="300" w:lineRule="auto" w:after="120"/>
       </w:pPr>
       <w:r>
         <w:rPr>
           <w:rFonts w:ascii="Microsoft YaHei" w:hAnsi="Microsoft YaHei" w:eastAsia="Microsoft YaHei"/>
-          <w:sz w:val="22"/>
+          <w:sz w:val="21"/>
         </w:rPr>
-        <w:t>SOS 文案必须写“模拟通知”或“可联动”，不能写“已接入 110/120”。</w:t>
-      </w:r>
-    </w:p>
-    <w:p>
-      <w:pPr>
-        <w:pStyle w:val="ListBullet"/>
-        <w:spacing w:line="300" w:lineRule="auto" w:after="120"/>
-      </w:pPr>
-      <w:r>
-        <w:rPr>
-          <w:rFonts w:ascii="Microsoft YaHei" w:hAnsi="Microsoft YaHei" w:eastAsia="Microsoft YaHei"/>
-          <w:sz w:val="22"/>
-        </w:rPr>
-        <w:t>如展示代码或测试，路径中如含学校信息需遮挡。</w:t>
-      </w:r>
-    </w:p>
-    <w:p>
-      <w:pPr>
-        <w:pStyle w:val="ListBullet"/>
-        <w:spacing w:line="300" w:lineRule="auto" w:after="120"/>
-      </w:pPr>
-      <w:r>
-        <w:rPr>
-          <w:rFonts w:ascii="Microsoft YaHei" w:hAnsi="Microsoft YaHei" w:eastAsia="Microsoft YaHei"/>
-          <w:sz w:val="22"/>
-        </w:rPr>
-        <w:t>视频重点展示“已完成原型”和“可复现闭环”，不要展示半成品后台、积分、社区群聊。</w:t>
+        <w:t>对“模拟通知”“Demo Call”保持诚实表达，体现工程可靠性而不是夸大能力。</w:t>
       </w:r>
     </w:p>
     <w:sectPr>
       <w:pgSz w:w="12240" w:h="15840"/>
-      <w:pgMar w:top="1247" w:right="1247" w:bottom="1247" w:left="1247" w:header="720" w:footer="720" w:gutter="0"/>
+      <w:pgMar w:top="1020" w:right="1077" w:bottom="1020" w:left="1077" w:header="720" w:footer="720" w:gutter="0"/>
       <w:cols w:space="720"/>
       <w:docGrid w:linePitch="360"/>
     </w:sectPr>
@@ -1524,12 +1826,9 @@
     <w:name w:val="Normal"/>
     <w:qFormat/>
     <w:rsid w:val="00FC693F"/>
-    <w:pPr>
-      <w:spacing w:line="300" w:lineRule="auto" w:after="120"/>
-    </w:pPr>
     <w:rPr>
       <w:rFonts w:ascii="Microsoft YaHei" w:hAnsi="Microsoft YaHei" w:eastAsia="Microsoft YaHei"/>
-      <w:sz w:val="22"/>
+      <w:sz w:val="21"/>
     </w:rPr>
   </w:style>
   <w:style w:type="paragraph" w:styleId="Header">
@@ -1594,8 +1893,8 @@
       <w:rFonts w:asciiTheme="majorHAnsi" w:eastAsiaTheme="majorEastAsia" w:hAnsiTheme="majorHAnsi" w:cstheme="majorBidi" w:ascii="Microsoft YaHei" w:hAnsi="Microsoft YaHei" w:eastAsia="Microsoft YaHei"/>
       <w:b/>
       <w:bCs/>
-      <w:color w:val="365F91" w:themeColor="accent1" w:themeShade="BF"/>
-      <w:sz w:val="28"/>
+      <w:color w:val="481F93"/>
+      <w:sz w:val="36"/>
       <w:szCs w:val="28"/>
     </w:rPr>
   </w:style>
@@ -1618,8 +1917,8 @@
       <w:rFonts w:asciiTheme="majorHAnsi" w:eastAsiaTheme="majorEastAsia" w:hAnsiTheme="majorHAnsi" w:cstheme="majorBidi" w:ascii="Microsoft YaHei" w:hAnsi="Microsoft YaHei" w:eastAsia="Microsoft YaHei"/>
       <w:b/>
       <w:bCs/>
-      <w:color w:val="4F81BD" w:themeColor="accent1"/>
-      <w:sz w:val="26"/>
+      <w:color w:val="481F93"/>
+      <w:sz w:val="30"/>
       <w:szCs w:val="26"/>
     </w:rPr>
   </w:style>
@@ -1642,7 +1941,8 @@
       <w:rFonts w:asciiTheme="majorHAnsi" w:eastAsiaTheme="majorEastAsia" w:hAnsiTheme="majorHAnsi" w:cstheme="majorBidi" w:ascii="Microsoft YaHei" w:hAnsi="Microsoft YaHei" w:eastAsia="Microsoft YaHei"/>
       <w:b/>
       <w:bCs/>
-      <w:color w:val="4F81BD" w:themeColor="accent1"/>
+      <w:color w:val="142224"/>
+      <w:sz w:val="25"/>
     </w:rPr>
   </w:style>
   <w:style w:type="paragraph" w:styleId="Heading4">
@@ -1662,7 +1962,7 @@
       <w:outlineLvl w:val="3"/>
     </w:pPr>
     <w:rPr>
-      <w:rFonts w:asciiTheme="majorHAnsi" w:eastAsiaTheme="majorEastAsia" w:hAnsiTheme="majorHAnsi" w:cstheme="majorBidi" w:ascii="Microsoft YaHei" w:hAnsi="Microsoft YaHei" w:eastAsia="Microsoft YaHei"/>
+      <w:rFonts w:asciiTheme="majorHAnsi" w:eastAsiaTheme="majorEastAsia" w:hAnsiTheme="majorHAnsi" w:cstheme="majorBidi"/>
       <w:b/>
       <w:bCs/>
       <w:i/>
